--- a/Ref.docx
+++ b/Ref.docx
@@ -172,10 +172,79 @@
     </w:p>
     <w:p/>
     <w:p>
-      <w:r>
-        <w:t>https://github.com/forcedotcom/pub-sub-api/blob/main/pubsub_api.proto?utm_source=chatgpt.com</w:t>
-      </w:r>
-    </w:p>
+      <w:hyperlink r:id="rId5" w:history="1">
+        <w:r>
+          <w:rPr>
+            <w:rStyle w:val="Hyperlink"/>
+          </w:rPr>
+          <w:t>https://github.com/forcedotcom/pub-sub-api/blob/main/pubsub_api.proto?utm_source=chatgpt.com</w:t>
+        </w:r>
+      </w:hyperlink>
+    </w:p>
+    <w:p>
+      <w:pPr>
+        <w:pBdr>
+          <w:bottom w:val="single" w:sz="6" w:space="1" w:color="auto"/>
+        </w:pBdr>
+      </w:pPr>
+    </w:p>
+    <w:p/>
+    <w:p>
+      <w:r>
+        <w:t xml:space="preserve">dotnet user-secrets </w:t>
+      </w:r>
+      <w:proofErr w:type="spellStart"/>
+      <w:r>
+        <w:t>init</w:t>
+      </w:r>
+      <w:proofErr w:type="spellEnd"/>
+    </w:p>
+    <w:p>
+      <w:r>
+        <w:t>dotnet user-secrets set "</w:t>
+      </w:r>
+      <w:proofErr w:type="spellStart"/>
+      <w:proofErr w:type="gramStart"/>
+      <w:r>
+        <w:t>Salesforce:ClientId</w:t>
+      </w:r>
+      <w:proofErr w:type="spellEnd"/>
+      <w:proofErr w:type="gramEnd"/>
+      <w:r>
+        <w:t xml:space="preserve">" </w:t>
+      </w:r>
+      <w:r>
+        <w:t>"3MVG9HtWXcDGV.nFEJFFrjTQVA2noJ7D38pR4QVRY6_sZjbxfv8KV9fsdMmEjzIOon3Is4G2zKAWk3l_pQhkY"</w:t>
+      </w:r>
+    </w:p>
+    <w:p/>
+    <w:p>
+      <w:r>
+        <w:t>dotnet user-secrets set "</w:t>
+      </w:r>
+      <w:proofErr w:type="spellStart"/>
+      <w:proofErr w:type="gramStart"/>
+      <w:r>
+        <w:t>Salesforce:ClientSecret</w:t>
+      </w:r>
+      <w:proofErr w:type="spellEnd"/>
+      <w:r>
+        <w:t xml:space="preserve">" </w:t>
+      </w:r>
+      <w:r>
+        <w:t> "</w:t>
+      </w:r>
+      <w:proofErr w:type="gramEnd"/>
+      <w:r>
+        <w:t>748B46F552C4A556AA61C52B0E5568CD07EF1AF926D0AD93980CA8573E8E31A0"</w:t>
+      </w:r>
+    </w:p>
+    <w:p>
+      <w:r>
+        <w:t>dotnet user-secrets list</w:t>
+      </w:r>
+    </w:p>
+    <w:p/>
     <w:sectPr>
       <w:pgSz w:w="11906" w:h="16838"/>
       <w:pgMar w:top="1440" w:right="1440" w:bottom="1440" w:left="1440" w:header="708" w:footer="708" w:gutter="0"/>
@@ -789,7 +858,6 @@
   <w:style w:type="character" w:default="1" w:styleId="DefaultParagraphFont">
     <w:name w:val="Default Paragraph Font"/>
     <w:uiPriority w:val="1"/>
-    <w:semiHidden/>
     <w:unhideWhenUsed/>
   </w:style>
   <w:style w:type="table" w:default="1" w:styleId="TableNormal">
@@ -1101,6 +1169,29 @@
       <w:smallCaps/>
       <w:color w:val="0F4761" w:themeColor="accent1" w:themeShade="BF"/>
       <w:spacing w:val="5"/>
+    </w:rPr>
+  </w:style>
+  <w:style w:type="character" w:styleId="Hyperlink">
+    <w:name w:val="Hyperlink"/>
+    <w:basedOn w:val="DefaultParagraphFont"/>
+    <w:uiPriority w:val="99"/>
+    <w:unhideWhenUsed/>
+    <w:rsid w:val="00922D76"/>
+    <w:rPr>
+      <w:color w:val="467886" w:themeColor="hyperlink"/>
+      <w:u w:val="single"/>
+    </w:rPr>
+  </w:style>
+  <w:style w:type="character" w:styleId="UnresolvedMention">
+    <w:name w:val="Unresolved Mention"/>
+    <w:basedOn w:val="DefaultParagraphFont"/>
+    <w:uiPriority w:val="99"/>
+    <w:semiHidden/>
+    <w:unhideWhenUsed/>
+    <w:rsid w:val="00922D76"/>
+    <w:rPr>
+      <w:color w:val="605E5C"/>
+      <w:shd w:val="clear" w:color="auto" w:fill="E1DFDD"/>
     </w:rPr>
   </w:style>
 </w:styles>
